--- a/daily-reports/2026-10-20/report.docx
+++ b/daily-reports/2026-10-20/report.docx
@@ -28,28 +28,28 @@
         <w:pStyle w:val="Heading2"/>
       </w:pPr>
       <w:r>
-        <w:t>1. Gathin23/cleanyourtv  ⭐ 6,648</w:t>
+        <w:t>1. Gathin23/cleanyourtv  ⭐ 6,823</w:t>
       </w:r>
     </w:p>
     <w:p>
       <w:r>
-        <w:t>语言：Java ｜ Stars：6,648 ｜ Forks：788</w:t>
+        <w:t>语言：Java ｜ Stars：6,823 ｜ Forks：799</w:t>
         <w:br/>
       </w:r>
       <w:r>
-        <w:t>这是什么：这是一个帮你清理安卓电视或谷歌电视（Google TV）里预装软件的小工具。它通过 Wi-Fi 连接电视，删掉那些用不上的自带应用，还能把电视主界面改成类似苹果 Apple TV 的清爽风格。</w:t>
+        <w:t>这是什么：这是一个帮你清理安卓电视或谷歌电视上预装软件的工具，通过 Wi-Fi 连接就能操作，还能把电视界面改成类似苹果电视的简洁风格。</w:t>
         <w:br/>
       </w:r>
       <w:r>
-        <w:t>能用来做什么：适合觉得智能电视开机广告多、自带软件太杂乱的人，用来精简电视系统、换一个干净好看的主页。</w:t>
+        <w:t>能用来做什么：适合想给电视瘦身、去掉不需要的预装应用，或者喜欢苹果电视那种干净界面的人。</w:t>
         <w:br/>
       </w:r>
       <w:r>
-        <w:t>适用领域：智能电视系统优化、家庭影音设备管理</w:t>
+        <w:t>适用领域：智能电视优化、家庭娱乐、安卓系统定制</w:t>
         <w:br/>
       </w:r>
       <w:r>
-        <w:t>对新手有什么帮助：如果你想让家里的电视用起来更顺手，这个项目可以帮你直接完成清理和美化，不需要懂编程。</w:t>
+        <w:t>对新手有什么帮助：如果你对电视系统不熟悉，这个工具能帮你轻松管理电视应用，让电视运行更流畅。</w:t>
         <w:br/>
       </w:r>
       <w:r>
@@ -61,28 +61,28 @@
         <w:pStyle w:val="Heading2"/>
       </w:pPr>
       <w:r>
-        <w:t>2. feder-cr/git-ai  ⭐ 2,473</w:t>
+        <w:t>2. feder-cr/git-ai  ⭐ 2,477</w:t>
       </w:r>
     </w:p>
     <w:p>
       <w:r>
-        <w:t>语言：Go ｜ Stars：2,473 ｜ Forks：273</w:t>
+        <w:t>语言：Go ｜ Stars：2,477 ｜ Forks：273</w:t>
         <w:br/>
       </w:r>
       <w:r>
-        <w:t>这是什么：这是一个专门给 AI 智能体（能自己执行任务的程序）使用的 Git 工具。Git 是程序员用来记录代码修改历史的版本管理工具，这个项目让 AI 也能方便地管理代码版本。</w:t>
+        <w:t>这是什么：这是一个专为人工智能代理设计的 Git 工具，让 AI 能像程序员一样管理代码版本。</w:t>
         <w:br/>
       </w:r>
       <w:r>
-        <w:t>能用来做什么：适合开发 AI 自动化编程助手的人，让 AI 在写代码、改代码时自动记录和回滚修改。</w:t>
+        <w:t>能用来做什么：可以用在 AI 自动编写代码、管理代码变更的场景，比如让 AI 助手帮你提交和回滚代码。</w:t>
         <w:br/>
       </w:r>
       <w:r>
-        <w:t>适用领域：AI 开发、自动化编程、代码版本管理</w:t>
+        <w:t>适用领域：AI 开发、代码版本管理、自动化编程</w:t>
         <w:br/>
       </w:r>
       <w:r>
-        <w:t>对新手有什么帮助：对新手来说，可以借此了解 AI 如何参与代码管理，但需要一定编程基础才能用起来。</w:t>
+        <w:t>对新手有什么帮助：对新手来说，如果你对 AI 编程感兴趣，这个项目能让你了解 AI 如何参与代码管理，但需要一些 Git 基础。</w:t>
         <w:br/>
       </w:r>
       <w:r>
@@ -94,28 +94,28 @@
         <w:pStyle w:val="Heading2"/>
       </w:pPr>
       <w:r>
-        <w:t>3. ly05010419/MacNativeGames  ⭐ 2,008</w:t>
+        <w:t>3. ly05010419/MacNativeGames  ⭐ 2,036</w:t>
       </w:r>
     </w:p>
     <w:p>
       <w:r>
-        <w:t>语言：C ｜ Stars：2,008 ｜ Forks：315</w:t>
+        <w:t>语言：C ｜ Stars：2,036 ｜ Forks：320</w:t>
         <w:br/>
       </w:r>
       <w:r>
-        <w:t>这是什么：这是一个用 C 语言写的项目，从名字看是收集或实现能在苹果 Mac 电脑上原生运行的小游戏。它主要展示如何在 Mac 系统上直接开发游戏。</w:t>
+        <w:t>这是什么：这是一个收集或开发 Mac 电脑原生游戏的代码仓库，用 C 语言编写。</w:t>
         <w:br/>
       </w:r>
       <w:r>
-        <w:t>能用来做什么：适合想在 Mac 上学习游戏开发或找原生小游戏玩的人，用来参考游戏代码和运行效果。</w:t>
+        <w:t>能用来做什么：适合想了解 Mac 游戏开发，或者寻找 Mac 原生游戏示例的人。</w:t>
         <w:br/>
       </w:r>
       <w:r>
-        <w:t>适用领域：Mac 游戏开发、C 语言学习、图形编程</w:t>
+        <w:t>适用领域：Mac 游戏开发、C 语言学习、原生应用开发</w:t>
         <w:br/>
       </w:r>
       <w:r>
-        <w:t>对新手有什么帮助：适合对游戏开发感兴趣的新手，通过看代码了解 Mac 上游戏是怎么跑起来的。</w:t>
+        <w:t>对新手有什么帮助：如果你对游戏开发好奇，可以通过这个项目学习 C 语言在游戏中的应用，但需要一定的编程基础。</w:t>
         <w:br/>
       </w:r>
       <w:r>
@@ -136,19 +136,19 @@
         <w:br/>
       </w:r>
       <w:r>
-        <w:t>这是什么：这是一个免费开源的 C# 游戏开发框架，也可以用来做你自己的游戏引擎。它让你能直接调用电脑底层图形接口（Vulkan）和系统功能，性能很强，知名游戏《边缘世界》的引擎和《Kitten Space Agency》都基于它。</w:t>
+        <w:t>这是什么：这是一个免费开源的 C# 游戏开发框架，可以直接调用底层图形接口（如 Vulkan），既能做游戏也能打造自己的游戏引擎。</w:t>
         <w:br/>
       </w:r>
       <w:r>
-        <w:t>能用来做什么：适合想从零制作游戏或自研游戏引擎的开发者，用来搭建高性能的 3D 游戏项目。</w:t>
+        <w:t>能用来做什么：适合想从零开始制作游戏或游戏引擎的开发者，比如开发类似《边缘世界》那样的游戏。</w:t>
         <w:br/>
       </w:r>
       <w:r>
-        <w:t>适用领域：游戏开发、游戏引擎研发、图形渲染</w:t>
+        <w:t>适用领域：游戏开发、游戏引擎制作、C# 编程</w:t>
         <w:br/>
       </w:r>
       <w:r>
-        <w:t>对新手有什么帮助：适合有一定编程基础、想深入学习游戏底层原理的人，是很好的进阶学习材料。</w:t>
+        <w:t>对新手有什么帮助：如果你有 C# 基础，想深入游戏开发，这个框架能让你接触到底层技术，但新手可能需要先学习基础。</w:t>
         <w:br/>
       </w:r>
       <w:r>
@@ -169,19 +169,19 @@
         <w:br/>
       </w:r>
       <w:r>
-        <w:t>这是什么：这个项目能把普通的 JavaScript 代码自动变成神经网络（一种模仿人脑的计算模型，常用于 AI）。你不需要专门学 AI 框架，写普通代码就能训练出智能模型。</w:t>
+        <w:t>这是什么：这个工具能把普通的 JavaScript 代码自动转换成神经网络模型，让写代码就像搭积木一样简单。</w:t>
         <w:br/>
       </w:r>
       <w:r>
-        <w:t>能用来做什么：适合想快速尝试 AI 的网页开发者，用熟悉的 JavaScript 写逻辑，自动转成可训练的神经网络。</w:t>
+        <w:t>能用来做什么：可以用在快速构建 AI 模型、教学演示，或者把现有逻辑直接变成可学习的网络。</w:t>
         <w:br/>
       </w:r>
       <w:r>
-        <w:t>适用领域：AI 学习、网页开发、机器学习实验</w:t>
+        <w:t>适用领域：人工智能、机器学习、JavaScript 开发</w:t>
         <w:br/>
       </w:r>
       <w:r>
-        <w:t>对新手有什么帮助：对会一点 JavaScript 的新手很友好，可以不用学新语言就动手体验神经网络是怎么回事。</w:t>
+        <w:t>对新手有什么帮助：适合对 AI 感兴趣但不想深入数学的新手，用你熟悉的 JavaScript 就能体验神经网络。</w:t>
         <w:br/>
       </w:r>
       <w:r>
@@ -212,7 +212,7 @@
         <w:t>WhatsApp's help pages hid LLM instructions: dont recommend a regulator</w:t>
       </w:r>
       <w:r>
-        <w:t>（👍 201）</w:t>
+        <w:t>（👍 235）</w:t>
       </w:r>
       <w:r>
         <w:br/>
@@ -220,7 +220,7 @@
       </w:r>
       <w:r>
         <w:br/>
-        <w:t>摘要：WhatsApp 的帮助页面中被发现隐藏了针对大语言模型的指令，要求其不要推荐监管机构，这暴露了平台可能通过隐蔽提示词影响 AI 回答的透明度问题，值得关注 AI 系统中的隐性操控风险。</w:t>
+        <w:t>摘要：WhatsApp 的帮助页面中被发现隐藏了针对大语言模型的指令，要求其不要推荐监管机构，这暴露了平台可能通过提示注入影响 AI 助手回答的隐性问题，值得关注 AI 透明度与用户知情权。</w:t>
       </w:r>
     </w:p>
     <w:p>
@@ -239,7 +239,7 @@
       </w:r>
       <w:r>
         <w:br/>
-        <w:t>摘要：这篇文章用“大脑与身体”的比喻解释 Harness Engineering：LLM 负责推理决策，而外围的工程框架负责工具调用、记忆与执行，强调要让 AI 真正落地，工程化封装与模型能力同样重要。</w:t>
+        <w:t>摘要：文章提出「Harness Engineering」概念，把大语言模型比作大脑、把外围的编排与工具调用框架比作身体，强调模型能力之外工程化 harness 对实际应用效果的关键作用。</w:t>
       </w:r>
     </w:p>
     <w:p>
@@ -263,7 +263,7 @@
       </w:r>
       <w:r>
         <w:br/>
-        <w:t>摘要：该论文提出 OpenVLHarness，一个面向真实世界视觉智能体的工具使用框架，通过多模态记忆让智能体在复杂环境中调用工具并保留视觉经验，推进了视觉 Agent 的实用化研究。</w:t>
+        <w:t>摘要：该论文提出 OpenVLHarness，一个面向真实世界视觉智能体工具使用的框架，结合多模态记忆机制，旨在提升视觉智能体在复杂环境中的工具调用与任务执行能力。</w:t>
       </w:r>
     </w:p>
     <w:p>
@@ -287,7 +287,7 @@
       </w:r>
       <w:r>
         <w:br/>
-        <w:t>摘要：这家量子计算公司从百比特芯片延伸到整机交付，正把量子算力打包成可调用的服务，反映出量子计算正从实验室走向云化、服务化的商业化路径。</w:t>
+        <w:t>摘要：报道介绍一家量子计算公司从百比特芯片研发走向整机交付，并推动量子算力以可调用服务的形式对外开放，反映量子计算正从实验室走向商业化服务。</w:t>
       </w:r>
     </w:p>
     <w:p>
@@ -311,7 +311,7 @@
       </w:r>
       <w:r>
         <w:br/>
-        <w:t>摘要：网易 LobsterAI 发布的报告显示，9 月办公 Agent 用户中智谱 GLM 的 Token 份额环比激增 166.7%，位居头部厂商第一，反映出国产大模型在办公 Agent 场景中的竞争格局正在快速变化。</w:t>
+        <w:t>摘要：网易 LobsterAI 发布中国办公 Agent 用户行为报告，显示智谱 GLM 的 Token 份额环比激增 166.7%，位居头部厂商之首，反映国内办公智能体市场竞争格局与模型使用趋势。</w:t>
       </w:r>
     </w:p>
     <w:sectPr>
